--- a/jobs/2026-09-29 Vention MachineApps/Kfir_Braunstein_PM_Vention_MachineApps.docx
+++ b/jobs/2026-09-29 Vention MachineApps/Kfir_Braunstein_PM_Vention_MachineApps.docx
@@ -72,7 +72,7 @@
           <w:color w:val="1a1a1a"/>
           <w:rtl w:val="0"/>
         </w:rPr>
-        <w:t>Product Manager with 5 years of experience in product and customer success roles at a B2B2C SaaS company serving 100+ municipalities and organizations across North America and Europe, engaging 12M+ residents. Started as a CSM owning about $2M ARR in client contracts, then was promoted to the company's first Product Manager, owning the platform from discovery to launch with Design and Engineering. Stayed the main client contact, running requirements sessions, on-site visits, roadmap reviews, and QBRs.</w:t>
+        <w:t>Product Manager with 5 years of experience in product and customer success roles at a B2B2C SaaS company serving 100+ municipalities and organizations across North America and Europe, engaging 12M+ residents. Started as a CSM owning about $2M ARR in client contracts, then was promoted to the company's first Product Manager, owning the platform from discovery to launch with Design and Engineering. Worked directly with users through requirements sessions and on-site visits, learning a new domain fast.</w:t>
       </w:r>
       <w:r>
         <w:rPr>
